--- a/Practical 7/Practical 7.docx
+++ b/Practical 7/Practical 7.docx
@@ -510,6 +510,11 @@
       </w:r>
     </w:p>
     <w:p>
+      <w:r>
+        <w:t>I faced difficulty in managing the front and rear positions and handling the full and empty conditions of the queue.</w:t>
+      </w:r>
+    </w:p>
+    <w:p>
       <w:pPr>
         <w:rPr>
           <w:b/>
@@ -526,6 +531,11 @@
           <w:u w:val="single"/>
         </w:rPr>
         <w:t>Solution:</w:t>
+      </w:r>
+    </w:p>
+    <w:p>
+      <w:r>
+        <w:t>I used front and rear variables to track the queue. I checked whether the queue was full before joining and empty before serving. I also used circular movement to reuse the freed spaces.</w:t>
       </w:r>
     </w:p>
     <w:p>
@@ -654,15 +664,7 @@
         <w:t xml:space="preserve"> </w:t>
       </w:r>
       <w:r>
-        <w:t xml:space="preserve">added at the </w:t>
-      </w:r>
-      <w:proofErr w:type="gramStart"/>
-      <w:r>
-        <w:t>back</w:t>
-      </w:r>
-      <w:proofErr w:type="gramEnd"/>
-      <w:r>
-        <w:t xml:space="preserve"> and the doctor always attends to the patient at the front. Given a sequence of</w:t>
+        <w:t>added at the back and the doctor always attends to the patient at the front. Given a sequence of</w:t>
       </w:r>
       <w:r>
         <w:t xml:space="preserve"> </w:t>
@@ -708,6 +710,11 @@
       </w:r>
     </w:p>
     <w:p>
+      <w:r>
+        <w:t>I faced difficulty in managing the queue dynamically and handling the attend operation when the queue was empty.</w:t>
+      </w:r>
+    </w:p>
+    <w:p>
       <w:pPr>
         <w:rPr>
           <w:b/>
@@ -724,6 +731,11 @@
           <w:u w:val="single"/>
         </w:rPr>
         <w:t>Solution:</w:t>
+      </w:r>
+    </w:p>
+    <w:p>
+      <w:r>
+        <w:t>I used a linked list so the queue can grow dynamically without a fixed size. I used front and rear pointers to add and remove patients. If the queue was empty, I displayed an error message.</w:t>
       </w:r>
     </w:p>
     <w:p>
@@ -993,9 +1005,68 @@
         <w:t>If arrive operations happen much more than attend operations, the linked list keeps growing and uses more memory. If this continues for a long time, the system may run out of memory. This is not visible in the code because new Node keeps creating new nodes without any capacity limit.</w:t>
       </w:r>
     </w:p>
+    <w:p>
+      <w:pPr>
+        <w:rPr>
+          <w:sz w:val="28"/>
+        </w:rPr>
+      </w:pPr>
+    </w:p>
+    <w:p>
+      <w:pPr>
+        <w:rPr>
+          <w:b/>
+          <w:bCs/>
+          <w:sz w:val="32"/>
+          <w:u w:val="single"/>
+        </w:rPr>
+      </w:pPr>
+      <w:proofErr w:type="spellStart"/>
+      <w:r>
+        <w:rPr>
+          <w:b/>
+          <w:bCs/>
+          <w:sz w:val="32"/>
+          <w:u w:val="single"/>
+        </w:rPr>
+        <w:t>Github</w:t>
+      </w:r>
+      <w:proofErr w:type="spellEnd"/>
+      <w:r>
+        <w:rPr>
+          <w:b/>
+          <w:bCs/>
+          <w:sz w:val="32"/>
+          <w:u w:val="single"/>
+        </w:rPr>
+        <w:t xml:space="preserve"> link:</w:t>
+      </w:r>
+    </w:p>
+    <w:p>
+      <w:pPr>
+        <w:rPr>
+          <w:sz w:val="32"/>
+        </w:rPr>
+      </w:pPr>
+      <w:hyperlink r:id="rId10" w:history="1">
+        <w:r>
+          <w:rPr>
+            <w:rStyle w:val="Hyperlink"/>
+            <w:sz w:val="32"/>
+          </w:rPr>
+          <w:t>https://github.com/dhanvi-219/FDSA/tree/main/Practical%207</w:t>
+        </w:r>
+      </w:hyperlink>
+      <w:r>
+        <w:rPr>
+          <w:sz w:val="32"/>
+        </w:rPr>
+        <w:t xml:space="preserve"> </w:t>
+      </w:r>
+    </w:p>
     <w:sectPr>
-      <w:headerReference w:type="default" r:id="rId10"/>
-      <w:footerReference w:type="default" r:id="rId11"/>
+      <w:headerReference w:type="default" r:id="rId11"/>
+      <w:footerReference w:type="default" r:id="rId12"/>
       <w:pgSz w:w="11906" w:h="16838"/>
       <w:pgMar w:top="1440" w:right="1440" w:bottom="1440" w:left="1440" w:header="708" w:footer="708" w:gutter="0"/>
       <w:cols w:space="708"/>
@@ -2088,6 +2159,29 @@
     <w:uiPriority w:val="99"/>
     <w:rsid w:val="000B0F3D"/>
   </w:style>
+  <w:style w:type="character" w:styleId="Hyperlink">
+    <w:name w:val="Hyperlink"/>
+    <w:basedOn w:val="DefaultParagraphFont"/>
+    <w:uiPriority w:val="99"/>
+    <w:unhideWhenUsed/>
+    <w:rsid w:val="006B512A"/>
+    <w:rPr>
+      <w:color w:val="467886" w:themeColor="hyperlink"/>
+      <w:u w:val="single"/>
+    </w:rPr>
+  </w:style>
+  <w:style w:type="character" w:styleId="UnresolvedMention">
+    <w:name w:val="Unresolved Mention"/>
+    <w:basedOn w:val="DefaultParagraphFont"/>
+    <w:uiPriority w:val="99"/>
+    <w:semiHidden/>
+    <w:unhideWhenUsed/>
+    <w:rsid w:val="006B512A"/>
+    <w:rPr>
+      <w:color w:val="605E5C"/>
+      <w:shd w:val="clear" w:color="auto" w:fill="E1DFDD"/>
+    </w:rPr>
+  </w:style>
 </w:styles>
 </file>
 
